--- a/sample-text/ModernAndLegacyGeezSyllabaries.docx
+++ b/sample-text/ModernAndLegacyGeezSyllabaries.docx
@@ -1,6 +1,6 @@
 
 <file path=word/document.xml><?xml version="1.0" encoding="utf-8"?>
-<w:document xmlns:wpc="http://schemas.microsoft.com/office/word/2010/wordprocessingCanvas" xmlns:cx="http://schemas.microsoft.com/office/drawing/2014/chartex" xmlns:cx1="http://schemas.microsoft.com/office/drawing/2015/9/8/chartex" xmlns:cx2="http://schemas.microsoft.com/office/drawing/2015/10/21/chartex" xmlns:cx3="http://schemas.microsoft.com/office/drawing/2016/5/9/chartex" xmlns:cx4="http://schemas.microsoft.com/office/drawing/2016/5/10/chartex" xmlns:cx5="http://schemas.microsoft.com/office/drawing/2016/5/11/chartex" xmlns:cx6="http://schemas.microsoft.com/office/drawing/2016/5/12/chartex" xmlns:cx7="http://schemas.microsoft.com/office/drawing/2016/5/13/chartex" xmlns:cx8="http://schemas.microsoft.com/office/drawing/2016/5/14/chartex" xmlns:mc="http://schemas.openxmlformats.org/markup-compatibility/2006" xmlns:aink="http://schemas.microsoft.com/office/drawing/2016/ink" xmlns:am3d="http://schemas.microsoft.com/office/drawing/2017/model3d" xmlns:o="urn:schemas-microsoft-com:office:office" xmlns:oel="http://schemas.microsoft.com/office/2019/extlst" xmlns:r="http://schemas.openxmlformats.org/officeDocument/2006/relationships" xmlns:m="http://schemas.openxmlformats.org/officeDocument/2006/math" xmlns:v="urn:schemas-microsoft-com:vml" xmlns:wp14="http://schemas.microsoft.com/office/word/2010/wordprocessingDrawing" xmlns:wp="http://schemas.openxmlformats.org/drawingml/2006/wordprocessingDrawing" xmlns:w10="urn:schemas-microsoft-com:office:word" xmlns:w="http://schemas.openxmlformats.org/wordprocessingml/2006/main" xmlns:w14="http://schemas.microsoft.com/office/word/2010/wordml" xmlns:w15="http://schemas.microsoft.com/office/word/2012/wordml" xmlns:w16cex="http://schemas.microsoft.com/office/word/2018/wordml/cex" xmlns:w16cid="http://schemas.microsoft.com/office/word/2016/wordml/cid" xmlns:w16="http://schemas.microsoft.com/office/word/2018/wordml" xmlns:w16du="http://schemas.microsoft.com/office/word/2023/wordml/word16du" xmlns:w16sdtdh="http://schemas.microsoft.com/office/word/2020/wordml/sdtdatahash" xmlns:w16sdtfl="http://schemas.microsoft.com/office/word/2024/wordml/sdtformatlock" xmlns:w16se="http://schemas.microsoft.com/office/word/2015/wordml/symex" xmlns:wpg="http://schemas.microsoft.com/office/word/2010/wordprocessingGroup" xmlns:wpi="http://schemas.microsoft.com/office/word/2010/wordprocessingInk" xmlns:wne="http://schemas.microsoft.com/office/word/2006/wordml" xmlns:wps="http://schemas.microsoft.com/office/word/2010/wordprocessingShape" mc:Ignorable="w14 w15 w16se w16cid w16 w16cex w16sdtdh w16sdtfl w16du wp14">
+<w:document xmlns:wpc="http://schemas.microsoft.com/office/word/2010/wordprocessingCanvas" xmlns:cx="http://schemas.microsoft.com/office/drawing/2014/chartex" xmlns:cx1="http://schemas.microsoft.com/office/drawing/2015/9/8/chartex" xmlns:cx2="http://schemas.microsoft.com/office/drawing/2015/10/21/chartex" xmlns:cx3="http://schemas.microsoft.com/office/drawing/2016/5/9/chartex" xmlns:cx4="http://schemas.microsoft.com/office/drawing/2016/5/10/chartex" xmlns:cx5="http://schemas.microsoft.com/office/drawing/2016/5/11/chartex" xmlns:cx6="http://schemas.microsoft.com/office/drawing/2016/5/12/chartex" xmlns:cx7="http://schemas.microsoft.com/office/drawing/2016/5/13/chartex" xmlns:cx8="http://schemas.microsoft.com/office/drawing/2016/5/14/chartex" xmlns:mc="http://schemas.openxmlformats.org/markup-compatibility/2006" xmlns:m="http://schemas.openxmlformats.org/officeDocument/2006/math" xmlns:aink="http://schemas.microsoft.com/office/drawing/2016/ink" xmlns:am3d="http://schemas.microsoft.com/office/drawing/2017/model3d" xmlns:oel="http://schemas.microsoft.com/office/2019/extlst" xmlns:r="http://schemas.openxmlformats.org/officeDocument/2006/relationships" xmlns:wp14="http://schemas.microsoft.com/office/word/2010/wordprocessingDrawing" xmlns:wp="http://schemas.openxmlformats.org/drawingml/2006/wordprocessingDrawing" xmlns:wpg="http://schemas.microsoft.com/office/word/2010/wordprocessingGroup" xmlns:wpi="http://schemas.microsoft.com/office/word/2010/wordprocessingInk" xmlns:wps="http://schemas.microsoft.com/office/word/2010/wordprocessingShape" xmlns:o="urn:schemas-microsoft-com:office:office" xmlns:v="urn:schemas-microsoft-com:vml" xmlns:w10="urn:schemas-microsoft-com:office:word" xmlns:w="http://schemas.openxmlformats.org/wordprocessingml/2006/main" xmlns:w14="http://schemas.microsoft.com/office/word/2010/wordml" xmlns:w15="http://schemas.microsoft.com/office/word/2012/wordml" xmlns:w16cex="http://schemas.microsoft.com/office/word/2018/wordml/cex" xmlns:w16cid="http://schemas.microsoft.com/office/word/2016/wordml/cid" xmlns:w16="http://schemas.microsoft.com/office/word/2018/wordml" xmlns:w16sdtdh="http://schemas.microsoft.com/office/word/2020/wordml/sdtdatahash" xmlns:w16sdtfl="http://schemas.microsoft.com/office/word/2024/wordml/sdtformatlock" xmlns:w16se="http://schemas.microsoft.com/office/word/2015/wordml/symex" xmlns:w16du="http://schemas.microsoft.com/office/word/2023/wordml/word16du" xmlns:wne="http://schemas.microsoft.com/office/word/2006/wordml" mc:Ignorable="w14 w15 w16se w16cid w16 w16cex w16sdtdh w16sdtfl w16du wp14">
   <w:body>
     <w:p>
       <w:pPr>
@@ -14730,7 +14730,7 @@
         <mc:AlternateContent>
           <mc:Choice Requires="wps">
             <w:drawing>
-              <wp:anchor distT="0" distB="0" distL="114300" distR="114300" simplePos="0" relativeHeight="251659264" behindDoc="0" locked="0" layoutInCell="1" allowOverlap="1">
+              <wp:anchor distT="0" distB="0" distL="114300" distR="114300" simplePos="0" relativeHeight="251659264" behindDoc="0" locked="0" layoutInCell="1" allowOverlap="1" wp14:anchorId="0E16FA76" wp14:editId="22932822">
                 <wp:simplePos x="0" y="0"/>
                 <wp:positionH relativeFrom="column">
                   <wp:posOffset>5160596</wp:posOffset>
@@ -43684,7 +43684,7 @@
           <w:bCs/>
           <w:color w:val="auto"/>
         </w:rPr>
-        <w:t xml:space="preserve"> (16 Letters, 10 Zaima Marks )</w:t>
+        <w:t xml:space="preserve"> (16 Letters, 10 Zaima Marks)</w:t>
       </w:r>
     </w:p>
     <w:tbl>
@@ -54463,7 +54463,7 @@
 </file>
 
 <file path=word/numbering.xml><?xml version="1.0" encoding="utf-8"?>
-<w:numbering xmlns:wpc="http://schemas.microsoft.com/office/word/2010/wordprocessingCanvas" xmlns:cx="http://schemas.microsoft.com/office/drawing/2014/chartex" xmlns:cx1="http://schemas.microsoft.com/office/drawing/2015/9/8/chartex" xmlns:cx2="http://schemas.microsoft.com/office/drawing/2015/10/21/chartex" xmlns:cx3="http://schemas.microsoft.com/office/drawing/2016/5/9/chartex" xmlns:cx4="http://schemas.microsoft.com/office/drawing/2016/5/10/chartex" xmlns:cx5="http://schemas.microsoft.com/office/drawing/2016/5/11/chartex" xmlns:cx6="http://schemas.microsoft.com/office/drawing/2016/5/12/chartex" xmlns:cx7="http://schemas.microsoft.com/office/drawing/2016/5/13/chartex" xmlns:cx8="http://schemas.microsoft.com/office/drawing/2016/5/14/chartex" xmlns:mc="http://schemas.openxmlformats.org/markup-compatibility/2006" xmlns:aink="http://schemas.microsoft.com/office/drawing/2016/ink" xmlns:am3d="http://schemas.microsoft.com/office/drawing/2017/model3d" xmlns:o="urn:schemas-microsoft-com:office:office" xmlns:oel="http://schemas.microsoft.com/office/2019/extlst" xmlns:r="http://schemas.openxmlformats.org/officeDocument/2006/relationships" xmlns:m="http://schemas.openxmlformats.org/officeDocument/2006/math" xmlns:v="urn:schemas-microsoft-com:vml" xmlns:wp14="http://schemas.microsoft.com/office/word/2010/wordprocessingDrawing" xmlns:wp="http://schemas.openxmlformats.org/drawingml/2006/wordprocessingDrawing" xmlns:w10="urn:schemas-microsoft-com:office:word" xmlns:w="http://schemas.openxmlformats.org/wordprocessingml/2006/main" xmlns:w14="http://schemas.microsoft.com/office/word/2010/wordml" xmlns:w15="http://schemas.microsoft.com/office/word/2012/wordml" xmlns:w16cex="http://schemas.microsoft.com/office/word/2018/wordml/cex" xmlns:w16cid="http://schemas.microsoft.com/office/word/2016/wordml/cid" xmlns:w16="http://schemas.microsoft.com/office/word/2018/wordml" xmlns:w16du="http://schemas.microsoft.com/office/word/2023/wordml/word16du" xmlns:w16sdtdh="http://schemas.microsoft.com/office/word/2020/wordml/sdtdatahash" xmlns:w16sdtfl="http://schemas.microsoft.com/office/word/2024/wordml/sdtformatlock" xmlns:w16se="http://schemas.microsoft.com/office/word/2015/wordml/symex" xmlns:wpg="http://schemas.microsoft.com/office/word/2010/wordprocessingGroup" xmlns:wpi="http://schemas.microsoft.com/office/word/2010/wordprocessingInk" xmlns:wne="http://schemas.microsoft.com/office/word/2006/wordml" xmlns:wps="http://schemas.microsoft.com/office/word/2010/wordprocessingShape" mc:Ignorable="w14 w15 w16se w16cid w16 w16cex w16sdtdh w16sdtfl w16du wp14">
+<w:numbering xmlns:wpc="http://schemas.microsoft.com/office/word/2010/wordprocessingCanvas" xmlns:cx="http://schemas.microsoft.com/office/drawing/2014/chartex" xmlns:cx1="http://schemas.microsoft.com/office/drawing/2015/9/8/chartex" xmlns:cx2="http://schemas.microsoft.com/office/drawing/2015/10/21/chartex" xmlns:cx3="http://schemas.microsoft.com/office/drawing/2016/5/9/chartex" xmlns:cx4="http://schemas.microsoft.com/office/drawing/2016/5/10/chartex" xmlns:cx5="http://schemas.microsoft.com/office/drawing/2016/5/11/chartex" xmlns:cx6="http://schemas.microsoft.com/office/drawing/2016/5/12/chartex" xmlns:cx7="http://schemas.microsoft.com/office/drawing/2016/5/13/chartex" xmlns:cx8="http://schemas.microsoft.com/office/drawing/2016/5/14/chartex" xmlns:mc="http://schemas.openxmlformats.org/markup-compatibility/2006" xmlns:m="http://schemas.openxmlformats.org/officeDocument/2006/math" xmlns:aink="http://schemas.microsoft.com/office/drawing/2016/ink" xmlns:am3d="http://schemas.microsoft.com/office/drawing/2017/model3d" xmlns:oel="http://schemas.microsoft.com/office/2019/extlst" xmlns:r="http://schemas.openxmlformats.org/officeDocument/2006/relationships" xmlns:wp14="http://schemas.microsoft.com/office/word/2010/wordprocessingDrawing" xmlns:wp="http://schemas.openxmlformats.org/drawingml/2006/wordprocessingDrawing" xmlns:wpg="http://schemas.microsoft.com/office/word/2010/wordprocessingGroup" xmlns:wpi="http://schemas.microsoft.com/office/word/2010/wordprocessingInk" xmlns:wps="http://schemas.microsoft.com/office/word/2010/wordprocessingShape" xmlns:o="urn:schemas-microsoft-com:office:office" xmlns:v="urn:schemas-microsoft-com:vml" xmlns:w10="urn:schemas-microsoft-com:office:word" xmlns:w="http://schemas.openxmlformats.org/wordprocessingml/2006/main" xmlns:w14="http://schemas.microsoft.com/office/word/2010/wordml" xmlns:w15="http://schemas.microsoft.com/office/word/2012/wordml" xmlns:w16cex="http://schemas.microsoft.com/office/word/2018/wordml/cex" xmlns:w16cid="http://schemas.microsoft.com/office/word/2016/wordml/cid" xmlns:w16="http://schemas.microsoft.com/office/word/2018/wordml" xmlns:w16sdtdh="http://schemas.microsoft.com/office/word/2020/wordml/sdtdatahash" xmlns:w16sdtfl="http://schemas.microsoft.com/office/word/2024/wordml/sdtformatlock" xmlns:w16se="http://schemas.microsoft.com/office/word/2015/wordml/symex" xmlns:w16du="http://schemas.microsoft.com/office/word/2023/wordml/word16du" xmlns:wne="http://schemas.microsoft.com/office/word/2006/wordml" mc:Ignorable="w14 w15 w16se w16cid w16 w16cex w16sdtdh w16sdtfl w16du wp14">
   <w:abstractNum w:abstractNumId="0" w15:restartNumberingAfterBreak="0">
     <w:nsid w:val="27854390"/>
     <w:multiLevelType w:val="hybridMultilevel"/>
@@ -54583,7 +54583,7 @@
 </file>
 
 <file path=word/styles.xml><?xml version="1.0" encoding="utf-8"?>
-<w:styles xmlns:mc="http://schemas.openxmlformats.org/markup-compatibility/2006" xmlns:r="http://schemas.openxmlformats.org/officeDocument/2006/relationships" xmlns:w="http://schemas.openxmlformats.org/wordprocessingml/2006/main" xmlns:w14="http://schemas.microsoft.com/office/word/2010/wordml" xmlns:w15="http://schemas.microsoft.com/office/word/2012/wordml" xmlns:w16cex="http://schemas.microsoft.com/office/word/2018/wordml/cex" xmlns:w16cid="http://schemas.microsoft.com/office/word/2016/wordml/cid" xmlns:w16="http://schemas.microsoft.com/office/word/2018/wordml" xmlns:w16du="http://schemas.microsoft.com/office/word/2023/wordml/word16du" xmlns:w16sdtdh="http://schemas.microsoft.com/office/word/2020/wordml/sdtdatahash" xmlns:w16sdtfl="http://schemas.microsoft.com/office/word/2024/wordml/sdtformatlock" xmlns:w16se="http://schemas.microsoft.com/office/word/2015/wordml/symex" mc:Ignorable="w14 w15 w16se w16cid w16 w16cex w16sdtdh w16sdtfl w16du">
+<w:styles xmlns:mc="http://schemas.openxmlformats.org/markup-compatibility/2006" xmlns:r="http://schemas.openxmlformats.org/officeDocument/2006/relationships" xmlns:w="http://schemas.openxmlformats.org/wordprocessingml/2006/main" xmlns:w14="http://schemas.microsoft.com/office/word/2010/wordml" xmlns:w15="http://schemas.microsoft.com/office/word/2012/wordml" xmlns:w16cex="http://schemas.microsoft.com/office/word/2018/wordml/cex" xmlns:w16cid="http://schemas.microsoft.com/office/word/2016/wordml/cid" xmlns:w16="http://schemas.microsoft.com/office/word/2018/wordml" xmlns:w16sdtdh="http://schemas.microsoft.com/office/word/2020/wordml/sdtdatahash" xmlns:w16sdtfl="http://schemas.microsoft.com/office/word/2024/wordml/sdtformatlock" xmlns:w16se="http://schemas.microsoft.com/office/word/2015/wordml/symex" xmlns:w16du="http://schemas.microsoft.com/office/word/2023/wordml/word16du" mc:Ignorable="w14 w15 w16se w16cid w16 w16cex w16sdtdh w16sdtfl w16du">
   <w:docDefaults>
     <w:rPrDefault>
       <w:rPr>
